--- a/a7/build/out/u3/A7 3.08  Question Bank Key.docx
+++ b/a7/build/out/u3/A7 3.08  Question Bank Key.docx
@@ -1631,7 +1631,7 @@
                 <w:color w:val="1A1A1A"/>
                 <w:sz w:val="22"/>
               </w:rPr>
-              <w:t xml:space="preserve">A blue whale has a mass of about </w:t>
+              <w:t xml:space="preserve">A blue whale weighs about </w:t>
             </w:r>
             <w:r>
               <w:drawing>
@@ -1674,7 +1674,7 @@
                 <w:color w:val="1A1A1A"/>
                 <w:sz w:val="22"/>
               </w:rPr>
-              <w:t xml:space="preserve"> kg. An elephant has a mass of about </w:t>
+              <w:t xml:space="preserve"> pounds. An elephant weighs about </w:t>
             </w:r>
             <w:r>
               <w:drawing>
@@ -1717,7 +1717,7 @@
                 <w:color w:val="1A1A1A"/>
                 <w:sz w:val="22"/>
               </w:rPr>
-              <w:t xml:space="preserve"> kg. How many times larger is the whale's mass?</w:t>
+              <w:t xml:space="preserve"> pounds. How many times heavier is the blue whale?</w:t>
             </w:r>
           </w:p>
           <w:p>

--- a/a7/build/out/u3/A7 3.08  Question Bank Key.docx
+++ b/a7/build/out/u3/A7 3.08  Question Bank Key.docx
@@ -2506,7 +2506,7 @@
             <w:r>
               <w:drawing>
                 <wp:inline xmlns:a="http://schemas.openxmlformats.org/drawingml/2006/main" xmlns:pic="http://schemas.openxmlformats.org/drawingml/2006/picture">
-                  <wp:extent cx="536448" cy="149352"/>
+                  <wp:extent cx="573024" cy="146304"/>
                   <wp:docPr id="24" name="Picture 24"/>
                   <wp:cNvGraphicFramePr>
                     <a:graphicFrameLocks noChangeAspect="1"/>
@@ -2515,7 +2515,7 @@
                     <a:graphicData uri="http://schemas.openxmlformats.org/drawingml/2006/picture">
                       <pic:pic>
                         <pic:nvPicPr>
-                          <pic:cNvPr id="0" name="1bfbafe433d8d792.png"/>
+                          <pic:cNvPr id="0" name="38116d7345278d61.png"/>
                           <pic:cNvPicPr/>
                         </pic:nvPicPr>
                         <pic:blipFill>
@@ -2527,7 +2527,7 @@
                         <pic:spPr>
                           <a:xfrm>
                             <a:off x="0" y="0"/>
-                            <a:ext cx="536448" cy="149352"/>
+                            <a:ext cx="573024" cy="146304"/>
                           </a:xfrm>
                           <a:prstGeom prst="rect"/>
                         </pic:spPr>
@@ -2624,7 +2624,7 @@
             <w:r>
               <w:drawing>
                 <wp:inline xmlns:a="http://schemas.openxmlformats.org/drawingml/2006/main" xmlns:pic="http://schemas.openxmlformats.org/drawingml/2006/picture">
-                  <wp:extent cx="573024" cy="146304"/>
+                  <wp:extent cx="536448" cy="149352"/>
                   <wp:docPr id="26" name="Picture 26"/>
                   <wp:cNvGraphicFramePr>
                     <a:graphicFrameLocks noChangeAspect="1"/>
@@ -2633,7 +2633,7 @@
                     <a:graphicData uri="http://schemas.openxmlformats.org/drawingml/2006/picture">
                       <pic:pic>
                         <pic:nvPicPr>
-                          <pic:cNvPr id="0" name="38116d7345278d61.png"/>
+                          <pic:cNvPr id="0" name="1bfbafe433d8d792.png"/>
                           <pic:cNvPicPr/>
                         </pic:nvPicPr>
                         <pic:blipFill>
@@ -2645,7 +2645,7 @@
                         <pic:spPr>
                           <a:xfrm>
                             <a:off x="0" y="0"/>
-                            <a:ext cx="573024" cy="146304"/>
+                            <a:ext cx="536448" cy="149352"/>
                           </a:xfrm>
                           <a:prstGeom prst="rect"/>
                         </pic:spPr>
@@ -2748,6 +2748,65 @@
                 <w:rFonts w:ascii="FreeSerif" w:hAnsi="FreeSerif" w:eastAsia="FreeSerif"/>
                 <w:b w:val="0"/>
                 <w:i w:val="0"/>
+                <w:color w:val="1A1A1A"/>
+                <w:sz w:val="22"/>
+              </w:rPr>
+              <w:t xml:space="preserve">☐   </w:t>
+            </w:r>
+            <w:r>
+              <w:rPr>
+                <w:b w:val="0"/>
+                <w:i w:val="0"/>
+                <w:color w:val="1A1A1A"/>
+                <w:sz w:val="22"/>
+              </w:rPr>
+              <w:t xml:space="preserve">A.  </w:t>
+            </w:r>
+            <w:r>
+              <w:drawing>
+                <wp:inline xmlns:a="http://schemas.openxmlformats.org/drawingml/2006/main" xmlns:pic="http://schemas.openxmlformats.org/drawingml/2006/picture">
+                  <wp:extent cx="569976" cy="146304"/>
+                  <wp:docPr id="27" name="Picture 27"/>
+                  <wp:cNvGraphicFramePr>
+                    <a:graphicFrameLocks noChangeAspect="1"/>
+                  </wp:cNvGraphicFramePr>
+                  <a:graphic>
+                    <a:graphicData uri="http://schemas.openxmlformats.org/drawingml/2006/picture">
+                      <pic:pic>
+                        <pic:nvPicPr>
+                          <pic:cNvPr id="0" name="e4121b046510fada.png"/>
+                          <pic:cNvPicPr/>
+                        </pic:nvPicPr>
+                        <pic:blipFill>
+                          <a:blip r:embed="rId35"/>
+                          <a:stretch>
+                            <a:fillRect/>
+                          </a:stretch>
+                        </pic:blipFill>
+                        <pic:spPr>
+                          <a:xfrm>
+                            <a:off x="0" y="0"/>
+                            <a:ext cx="569976" cy="146304"/>
+                          </a:xfrm>
+                          <a:prstGeom prst="rect"/>
+                        </pic:spPr>
+                      </pic:pic>
+                    </a:graphicData>
+                  </a:graphic>
+                </wp:inline>
+              </w:drawing>
+            </w:r>
+          </w:p>
+          <w:p>
+            <w:pPr>
+              <w:spacing w:before="40" w:after="40"/>
+              <w:ind w:left="1300" w:hanging="380"/>
+            </w:pPr>
+            <w:r>
+              <w:rPr>
+                <w:rFonts w:ascii="FreeSerif" w:hAnsi="FreeSerif" w:eastAsia="FreeSerif"/>
+                <w:b w:val="0"/>
+                <w:i w:val="0"/>
                 <w:color w:val="9E1B32"/>
                 <w:sz w:val="22"/>
               </w:rPr>
@@ -2760,13 +2819,131 @@
                 <w:color w:val="9E1B32"/>
                 <w:sz w:val="22"/>
               </w:rPr>
-              <w:t xml:space="preserve">A.  </w:t>
+              <w:t xml:space="preserve">B.  </w:t>
+            </w:r>
+            <w:r>
+              <w:drawing>
+                <wp:inline xmlns:a="http://schemas.openxmlformats.org/drawingml/2006/main" xmlns:pic="http://schemas.openxmlformats.org/drawingml/2006/picture">
+                  <wp:extent cx="655320" cy="143256"/>
+                  <wp:docPr id="28" name="Picture 28"/>
+                  <wp:cNvGraphicFramePr>
+                    <a:graphicFrameLocks noChangeAspect="1"/>
+                  </wp:cNvGraphicFramePr>
+                  <a:graphic>
+                    <a:graphicData uri="http://schemas.openxmlformats.org/drawingml/2006/picture">
+                      <pic:pic>
+                        <pic:nvPicPr>
+                          <pic:cNvPr id="0" name="8dbd63db96295984.png"/>
+                          <pic:cNvPicPr/>
+                        </pic:nvPicPr>
+                        <pic:blipFill>
+                          <a:blip r:embed="rId36"/>
+                          <a:stretch>
+                            <a:fillRect/>
+                          </a:stretch>
+                        </pic:blipFill>
+                        <pic:spPr>
+                          <a:xfrm>
+                            <a:off x="0" y="0"/>
+                            <a:ext cx="655320" cy="143256"/>
+                          </a:xfrm>
+                          <a:prstGeom prst="rect"/>
+                        </pic:spPr>
+                      </pic:pic>
+                    </a:graphicData>
+                  </a:graphic>
+                </wp:inline>
+              </w:drawing>
+            </w:r>
+          </w:p>
+          <w:p>
+            <w:pPr>
+              <w:spacing w:before="40" w:after="40"/>
+              <w:ind w:left="1300" w:hanging="380"/>
+            </w:pPr>
+            <w:r>
+              <w:rPr>
+                <w:rFonts w:ascii="FreeSerif" w:hAnsi="FreeSerif" w:eastAsia="FreeSerif"/>
+                <w:b w:val="0"/>
+                <w:i w:val="0"/>
+                <w:color w:val="9E1B32"/>
+                <w:sz w:val="22"/>
+              </w:rPr>
+              <w:t xml:space="preserve">☒   </w:t>
+            </w:r>
+            <w:r>
+              <w:rPr>
+                <w:b/>
+                <w:i w:val="0"/>
+                <w:color w:val="9E1B32"/>
+                <w:sz w:val="22"/>
+              </w:rPr>
+              <w:t xml:space="preserve">C.  </w:t>
+            </w:r>
+            <w:r>
+              <w:drawing>
+                <wp:inline xmlns:a="http://schemas.openxmlformats.org/drawingml/2006/main" xmlns:pic="http://schemas.openxmlformats.org/drawingml/2006/picture">
+                  <wp:extent cx="530352" cy="146304"/>
+                  <wp:docPr id="29" name="Picture 29"/>
+                  <wp:cNvGraphicFramePr>
+                    <a:graphicFrameLocks noChangeAspect="1"/>
+                  </wp:cNvGraphicFramePr>
+                  <a:graphic>
+                    <a:graphicData uri="http://schemas.openxmlformats.org/drawingml/2006/picture">
+                      <pic:pic>
+                        <pic:nvPicPr>
+                          <pic:cNvPr id="0" name="b1207fd4404f936c.png"/>
+                          <pic:cNvPicPr/>
+                        </pic:nvPicPr>
+                        <pic:blipFill>
+                          <a:blip r:embed="rId37"/>
+                          <a:stretch>
+                            <a:fillRect/>
+                          </a:stretch>
+                        </pic:blipFill>
+                        <pic:spPr>
+                          <a:xfrm>
+                            <a:off x="0" y="0"/>
+                            <a:ext cx="530352" cy="146304"/>
+                          </a:xfrm>
+                          <a:prstGeom prst="rect"/>
+                        </pic:spPr>
+                      </pic:pic>
+                    </a:graphicData>
+                  </a:graphic>
+                </wp:inline>
+              </w:drawing>
+            </w:r>
+          </w:p>
+          <w:p>
+            <w:pPr>
+              <w:spacing w:before="40" w:after="40"/>
+              <w:ind w:left="1300" w:hanging="380"/>
+            </w:pPr>
+            <w:r>
+              <w:rPr>
+                <w:rFonts w:ascii="FreeSerif" w:hAnsi="FreeSerif" w:eastAsia="FreeSerif"/>
+                <w:b w:val="0"/>
+                <w:i w:val="0"/>
+                <w:color w:val="9E1B32"/>
+                <w:sz w:val="22"/>
+              </w:rPr>
+              <w:t xml:space="preserve">☒   </w:t>
+            </w:r>
+            <w:r>
+              <w:rPr>
+                <w:b/>
+                <w:i w:val="0"/>
+                <w:color w:val="9E1B32"/>
+                <w:sz w:val="22"/>
+              </w:rPr>
+              <w:t xml:space="preserve">D.  </w:t>
             </w:r>
             <w:r>
               <w:drawing>
                 <wp:inline xmlns:a="http://schemas.openxmlformats.org/drawingml/2006/main" xmlns:pic="http://schemas.openxmlformats.org/drawingml/2006/picture">
                   <wp:extent cx="573024" cy="149352"/>
-                  <wp:docPr id="27" name="Picture 27"/>
+                  <wp:docPr id="30" name="Picture 30"/>
                   <wp:cNvGraphicFramePr>
                     <a:graphicFrameLocks noChangeAspect="1"/>
                   </wp:cNvGraphicFramePr>
@@ -2778,7 +2955,7 @@
                           <pic:cNvPicPr/>
                         </pic:nvPicPr>
                         <pic:blipFill>
-                          <a:blip r:embed="rId35"/>
+                          <a:blip r:embed="rId38"/>
                           <a:stretch>
                             <a:fillRect/>
                           </a:stretch>
@@ -2819,72 +2996,13 @@
                 <w:color w:val="9E1B32"/>
                 <w:sz w:val="22"/>
               </w:rPr>
-              <w:t xml:space="preserve">B.  </w:t>
-            </w:r>
-            <w:r>
-              <w:drawing>
-                <wp:inline xmlns:a="http://schemas.openxmlformats.org/drawingml/2006/main" xmlns:pic="http://schemas.openxmlformats.org/drawingml/2006/picture">
-                  <wp:extent cx="530352" cy="146304"/>
-                  <wp:docPr id="28" name="Picture 28"/>
-                  <wp:cNvGraphicFramePr>
-                    <a:graphicFrameLocks noChangeAspect="1"/>
-                  </wp:cNvGraphicFramePr>
-                  <a:graphic>
-                    <a:graphicData uri="http://schemas.openxmlformats.org/drawingml/2006/picture">
-                      <pic:pic>
-                        <pic:nvPicPr>
-                          <pic:cNvPr id="0" name="b1207fd4404f936c.png"/>
-                          <pic:cNvPicPr/>
-                        </pic:nvPicPr>
-                        <pic:blipFill>
-                          <a:blip r:embed="rId36"/>
-                          <a:stretch>
-                            <a:fillRect/>
-                          </a:stretch>
-                        </pic:blipFill>
-                        <pic:spPr>
-                          <a:xfrm>
-                            <a:off x="0" y="0"/>
-                            <a:ext cx="530352" cy="146304"/>
-                          </a:xfrm>
-                          <a:prstGeom prst="rect"/>
-                        </pic:spPr>
-                      </pic:pic>
-                    </a:graphicData>
-                  </a:graphic>
-                </wp:inline>
-              </w:drawing>
-            </w:r>
-          </w:p>
-          <w:p>
-            <w:pPr>
-              <w:spacing w:before="40" w:after="40"/>
-              <w:ind w:left="1300" w:hanging="380"/>
-            </w:pPr>
-            <w:r>
-              <w:rPr>
-                <w:rFonts w:ascii="FreeSerif" w:hAnsi="FreeSerif" w:eastAsia="FreeSerif"/>
-                <w:b w:val="0"/>
-                <w:i w:val="0"/>
-                <w:color w:val="9E1B32"/>
-                <w:sz w:val="22"/>
-              </w:rPr>
-              <w:t xml:space="preserve">☒   </w:t>
-            </w:r>
-            <w:r>
-              <w:rPr>
-                <w:b/>
-                <w:i w:val="0"/>
-                <w:color w:val="9E1B32"/>
-                <w:sz w:val="22"/>
-              </w:rPr>
-              <w:t xml:space="preserve">C.  </w:t>
+              <w:t xml:space="preserve">E.  </w:t>
             </w:r>
             <w:r>
               <w:drawing>
                 <wp:inline xmlns:a="http://schemas.openxmlformats.org/drawingml/2006/main" xmlns:pic="http://schemas.openxmlformats.org/drawingml/2006/picture">
                   <wp:extent cx="615696" cy="146304"/>
-                  <wp:docPr id="29" name="Picture 29"/>
+                  <wp:docPr id="31" name="Picture 31"/>
                   <wp:cNvGraphicFramePr>
                     <a:graphicFrameLocks noChangeAspect="1"/>
                   </wp:cNvGraphicFramePr>
@@ -2896,7 +3014,7 @@
                           <pic:cNvPicPr/>
                         </pic:nvPicPr>
                         <pic:blipFill>
-                          <a:blip r:embed="rId37"/>
+                          <a:blip r:embed="rId39"/>
                           <a:stretch>
                             <a:fillRect/>
                           </a:stretch>
@@ -2905,124 +3023,6 @@
                           <a:xfrm>
                             <a:off x="0" y="0"/>
                             <a:ext cx="615696" cy="146304"/>
-                          </a:xfrm>
-                          <a:prstGeom prst="rect"/>
-                        </pic:spPr>
-                      </pic:pic>
-                    </a:graphicData>
-                  </a:graphic>
-                </wp:inline>
-              </w:drawing>
-            </w:r>
-          </w:p>
-          <w:p>
-            <w:pPr>
-              <w:spacing w:before="40" w:after="40"/>
-              <w:ind w:left="1300" w:hanging="380"/>
-            </w:pPr>
-            <w:r>
-              <w:rPr>
-                <w:rFonts w:ascii="FreeSerif" w:hAnsi="FreeSerif" w:eastAsia="FreeSerif"/>
-                <w:b w:val="0"/>
-                <w:i w:val="0"/>
-                <w:color w:val="9E1B32"/>
-                <w:sz w:val="22"/>
-              </w:rPr>
-              <w:t xml:space="preserve">☒   </w:t>
-            </w:r>
-            <w:r>
-              <w:rPr>
-                <w:b/>
-                <w:i w:val="0"/>
-                <w:color w:val="9E1B32"/>
-                <w:sz w:val="22"/>
-              </w:rPr>
-              <w:t xml:space="preserve">D.  </w:t>
-            </w:r>
-            <w:r>
-              <w:drawing>
-                <wp:inline xmlns:a="http://schemas.openxmlformats.org/drawingml/2006/main" xmlns:pic="http://schemas.openxmlformats.org/drawingml/2006/picture">
-                  <wp:extent cx="655320" cy="143256"/>
-                  <wp:docPr id="30" name="Picture 30"/>
-                  <wp:cNvGraphicFramePr>
-                    <a:graphicFrameLocks noChangeAspect="1"/>
-                  </wp:cNvGraphicFramePr>
-                  <a:graphic>
-                    <a:graphicData uri="http://schemas.openxmlformats.org/drawingml/2006/picture">
-                      <pic:pic>
-                        <pic:nvPicPr>
-                          <pic:cNvPr id="0" name="8dbd63db96295984.png"/>
-                          <pic:cNvPicPr/>
-                        </pic:nvPicPr>
-                        <pic:blipFill>
-                          <a:blip r:embed="rId38"/>
-                          <a:stretch>
-                            <a:fillRect/>
-                          </a:stretch>
-                        </pic:blipFill>
-                        <pic:spPr>
-                          <a:xfrm>
-                            <a:off x="0" y="0"/>
-                            <a:ext cx="655320" cy="143256"/>
-                          </a:xfrm>
-                          <a:prstGeom prst="rect"/>
-                        </pic:spPr>
-                      </pic:pic>
-                    </a:graphicData>
-                  </a:graphic>
-                </wp:inline>
-              </w:drawing>
-            </w:r>
-          </w:p>
-          <w:p>
-            <w:pPr>
-              <w:spacing w:before="40" w:after="40"/>
-              <w:ind w:left="1300" w:hanging="380"/>
-            </w:pPr>
-            <w:r>
-              <w:rPr>
-                <w:rFonts w:ascii="FreeSerif" w:hAnsi="FreeSerif" w:eastAsia="FreeSerif"/>
-                <w:b w:val="0"/>
-                <w:i w:val="0"/>
-                <w:color w:val="1A1A1A"/>
-                <w:sz w:val="22"/>
-              </w:rPr>
-              <w:t xml:space="preserve">☐   </w:t>
-            </w:r>
-            <w:r>
-              <w:rPr>
-                <w:b w:val="0"/>
-                <w:i w:val="0"/>
-                <w:color w:val="1A1A1A"/>
-                <w:sz w:val="22"/>
-              </w:rPr>
-              <w:t xml:space="preserve">E.  </w:t>
-            </w:r>
-            <w:r>
-              <w:drawing>
-                <wp:inline xmlns:a="http://schemas.openxmlformats.org/drawingml/2006/main" xmlns:pic="http://schemas.openxmlformats.org/drawingml/2006/picture">
-                  <wp:extent cx="569976" cy="143256"/>
-                  <wp:docPr id="31" name="Picture 31"/>
-                  <wp:cNvGraphicFramePr>
-                    <a:graphicFrameLocks noChangeAspect="1"/>
-                  </wp:cNvGraphicFramePr>
-                  <a:graphic>
-                    <a:graphicData uri="http://schemas.openxmlformats.org/drawingml/2006/picture">
-                      <pic:pic>
-                        <pic:nvPicPr>
-                          <pic:cNvPr id="0" name="abd549ddcc5c5943.png"/>
-                          <pic:cNvPicPr/>
-                        </pic:nvPicPr>
-                        <pic:blipFill>
-                          <a:blip r:embed="rId39"/>
-                          <a:stretch>
-                            <a:fillRect/>
-                          </a:stretch>
-                        </pic:blipFill>
-                        <pic:spPr>
-                          <a:xfrm>
-                            <a:off x="0" y="0"/>
-                            <a:ext cx="569976" cy="143256"/>
                           </a:xfrm>
                           <a:prstGeom prst="rect"/>
                         </pic:spPr>
@@ -3060,7 +3060,7 @@
             <w:r>
               <w:drawing>
                 <wp:inline xmlns:a="http://schemas.openxmlformats.org/drawingml/2006/main" xmlns:pic="http://schemas.openxmlformats.org/drawingml/2006/picture">
-                  <wp:extent cx="569976" cy="146304"/>
+                  <wp:extent cx="569976" cy="143256"/>
                   <wp:docPr id="32" name="Picture 32"/>
                   <wp:cNvGraphicFramePr>
                     <a:graphicFrameLocks noChangeAspect="1"/>
@@ -3069,7 +3069,7 @@
                     <a:graphicData uri="http://schemas.openxmlformats.org/drawingml/2006/picture">
                       <pic:pic>
                         <pic:nvPicPr>
-                          <pic:cNvPr id="0" name="e4121b046510fada.png"/>
+                          <pic:cNvPr id="0" name="abd549ddcc5c5943.png"/>
                           <pic:cNvPicPr/>
                         </pic:nvPicPr>
                         <pic:blipFill>
@@ -3081,7 +3081,7 @@
                         <pic:spPr>
                           <a:xfrm>
                             <a:off x="0" y="0"/>
-                            <a:ext cx="569976" cy="146304"/>
+                            <a:ext cx="569976" cy="143256"/>
                           </a:xfrm>
                           <a:prstGeom prst="rect"/>
                         </pic:spPr>
@@ -3104,7 +3104,7 @@
                 <w:color w:val="9E1B32"/>
                 <w:sz w:val="22"/>
               </w:rPr>
-              <w:t>A, B, C and D</w:t>
+              <w:t>B, C, D and E</w:t>
             </w:r>
           </w:p>
           <w:p>
@@ -3119,7 +3119,7 @@
                 <w:color w:val="6B6B6B"/>
                 <w:sz w:val="19"/>
               </w:rPr>
-              <w:t>Only A is in scientific notation; B, C and D are equal in value but their coefficients are not in [1, 10).</w:t>
+              <w:t>Only D is in scientific notation; B, C and E are equal in value but their coefficients are not in [1, 10).</w:t>
             </w:r>
           </w:p>
         </w:tc>
@@ -3210,7 +3210,7 @@
                           <pic:cNvPicPr/>
                         </pic:nvPicPr>
                         <pic:blipFill>
-                          <a:blip r:embed="rId35"/>
+                          <a:blip r:embed="rId38"/>
                           <a:stretch>
                             <a:fillRect/>
                           </a:stretch>
